--- a/Docs/Proposals/city hoppa parcel.docx
+++ b/Docs/Proposals/city hoppa parcel.docx
@@ -1,6 +1,6 @@
 
 <file path=word/document.xml><?xml version="1.0" encoding="utf-8"?>
-<w:document xmlns:wpc="http://schemas.microsoft.com/office/word/2010/wordprocessingCanvas" xmlns:cx="http://schemas.microsoft.com/office/drawing/2014/chartex" xmlns:cx1="http://schemas.microsoft.com/office/drawing/2015/9/8/chartex" xmlns:cx2="http://schemas.microsoft.com/office/drawing/2015/10/21/chartex" xmlns:cx3="http://schemas.microsoft.com/office/drawing/2016/5/9/chartex" xmlns:cx4="http://schemas.microsoft.com/office/drawing/2016/5/10/chartex" xmlns:cx5="http://schemas.microsoft.com/office/drawing/2016/5/11/chartex" xmlns:cx6="http://schemas.microsoft.com/office/drawing/2016/5/12/chartex" xmlns:cx7="http://schemas.microsoft.com/office/drawing/2016/5/13/chartex" xmlns:cx8="http://schemas.microsoft.com/office/drawing/2016/5/14/chartex" xmlns:mc="http://schemas.openxmlformats.org/markup-compatibility/2006" xmlns:aink="http://schemas.microsoft.com/office/drawing/2016/ink" xmlns:am3d="http://schemas.microsoft.com/office/drawing/2017/model3d" xmlns:o="urn:schemas-microsoft-com:office:office" xmlns:oel="http://schemas.microsoft.com/office/2019/extlst" xmlns:r="http://schemas.openxmlformats.org/officeDocument/2006/relationships" xmlns:m="http://schemas.openxmlformats.org/officeDocument/2006/math" xmlns:v="urn:schemas-microsoft-com:vml" xmlns:wp14="http://schemas.microsoft.com/office/word/2010/wordprocessingDrawing" xmlns:wp="http://schemas.openxmlformats.org/drawingml/2006/wordprocessingDrawing" xmlns:w10="urn:schemas-microsoft-com:office:word" xmlns:w="http://schemas.openxmlformats.org/wordprocessingml/2006/main" xmlns:w14="http://schemas.microsoft.com/office/word/2010/wordml" xmlns:w15="http://schemas.microsoft.com/office/word/2012/wordml" xmlns:w16cex="http://schemas.microsoft.com/office/word/2018/wordml/cex" xmlns:w16cid="http://schemas.microsoft.com/office/word/2016/wordml/cid" xmlns:w16="http://schemas.microsoft.com/office/word/2018/wordml" xmlns:w16du="http://schemas.microsoft.com/office/word/2023/wordml/word16du" xmlns:w16sdtdh="http://schemas.microsoft.com/office/word/2020/wordml/sdtdatahash" xmlns:w16sdtfl="http://schemas.microsoft.com/office/word/2024/wordml/sdtformatlock" xmlns:w16se="http://schemas.microsoft.com/office/word/2015/wordml/symex" xmlns:wpg="http://schemas.microsoft.com/office/word/2010/wordprocessingGroup" xmlns:wpi="http://schemas.microsoft.com/office/word/2010/wordprocessingInk" xmlns:wne="http://schemas.microsoft.com/office/word/2006/wordml" xmlns:wps="http://schemas.microsoft.com/office/word/2010/wordprocessingShape" mc:Ignorable="w14 w15 w16se w16cid w16 w16cex w16sdtdh w16sdtfl w16du wp14">
+<w:document xmlns:wpc="http://schemas.microsoft.com/office/word/2010/wordprocessingCanvas" xmlns:cx="http://schemas.microsoft.com/office/drawing/2014/chartex" xmlns:cx1="http://schemas.microsoft.com/office/drawing/2015/9/8/chartex" xmlns:cx2="http://schemas.microsoft.com/office/drawing/2015/10/21/chartex" xmlns:cx3="http://schemas.microsoft.com/office/drawing/2016/5/9/chartex" xmlns:cx4="http://schemas.microsoft.com/office/drawing/2016/5/10/chartex" xmlns:cx5="http://schemas.microsoft.com/office/drawing/2016/5/11/chartex" xmlns:cx6="http://schemas.microsoft.com/office/drawing/2016/5/12/chartex" xmlns:cx7="http://schemas.microsoft.com/office/drawing/2016/5/13/chartex" xmlns:cx8="http://schemas.microsoft.com/office/drawing/2016/5/14/chartex" xmlns:mc="http://schemas.openxmlformats.org/markup-compatibility/2006" xmlns:aink="http://schemas.microsoft.com/office/drawing/2016/ink" xmlns:am3d="http://schemas.microsoft.com/office/drawing/2017/model3d" xmlns:o="urn:schemas-microsoft-com:office:office" xmlns:oel="http://schemas.microsoft.com/office/2019/extlst" xmlns:r="http://schemas.openxmlformats.org/officeDocument/2006/relationships" xmlns:m="http://schemas.openxmlformats.org/officeDocument/2006/math" xmlns:v="urn:schemas-microsoft-com:vml" xmlns:wp14="http://schemas.microsoft.com/office/word/2010/wordprocessingDrawing" xmlns:wp="http://schemas.openxmlformats.org/drawingml/2006/wordprocessingDrawing" xmlns:w10="urn:schemas-microsoft-com:office:word" xmlns:w="http://schemas.openxmlformats.org/wordprocessingml/2006/main" xmlns:w14="http://schemas.microsoft.com/office/word/2010/wordml" xmlns:w15="http://schemas.microsoft.com/office/word/2012/wordml" xmlns:w16cex="http://schemas.microsoft.com/office/word/2018/wordml/cex" xmlns:w16cid="http://schemas.microsoft.com/office/word/2016/wordml/cid" xmlns:w16="http://schemas.microsoft.com/office/word/2018/wordml" xmlns:w16sdtdh="http://schemas.microsoft.com/office/word/2020/wordml/sdtdatahash" xmlns:w16se="http://schemas.microsoft.com/office/word/2015/wordml/symex" xmlns:wpg="http://schemas.microsoft.com/office/word/2010/wordprocessingGroup" xmlns:wpi="http://schemas.microsoft.com/office/word/2010/wordprocessingInk" xmlns:wne="http://schemas.microsoft.com/office/word/2006/wordml" xmlns:wps="http://schemas.microsoft.com/office/word/2010/wordprocessingShape" mc:Ignorable="w14 w15 w16se w16cid w16 w16cex w16sdtdh wp14">
   <w:body>
     <w:p>
       <w:r>
@@ -10,7 +10,7 @@
         <mc:AlternateContent>
           <mc:Choice Requires="wpg">
             <w:drawing>
-              <wp:anchor distT="0" distB="0" distL="114300" distR="114300" simplePos="0" relativeHeight="251659264" behindDoc="0" locked="0" layoutInCell="1" allowOverlap="1" wp14:anchorId="10BD4E8F" wp14:editId="497B6EBC">
+              <wp:anchor distT="0" distB="0" distL="114300" distR="114300" simplePos="0" relativeHeight="251659264" behindDoc="0" locked="0" layoutInCell="1" allowOverlap="1" wp14:anchorId="0491D863" wp14:editId="6A26F945">
                 <wp:simplePos x="0" y="0"/>
                 <wp:positionH relativeFrom="column">
                   <wp:posOffset>-676275</wp:posOffset>
@@ -142,12 +142,10 @@
                                 <w:t xml:space="preserve"> </w:t>
                               </w:r>
                               <w:proofErr w:type="spellStart"/>
-                              <w:proofErr w:type="gramStart"/>
                               <w:r>
                                 <w:t>street,Norfolk</w:t>
                               </w:r>
                               <w:proofErr w:type="spellEnd"/>
-                              <w:proofErr w:type="gramEnd"/>
                               <w:r>
                                 <w:t xml:space="preserve"> towers 1st </w:t>
                               </w:r>
@@ -243,7 +241,7 @@
           </mc:Choice>
           <mc:Fallback>
             <w:pict>
-              <v:group w14:anchorId="10BD4E8F" id="Group 4" o:spid="_x0000_s1026" style="position:absolute;margin-left:-53.25pt;margin-top:12.75pt;width:590.25pt;height:112.5pt;z-index:251659264;mso-position-vertical-relative:page" coordsize="74961,14287" o:gfxdata="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">
+              <v:group w14:anchorId="0491D863" id="Group 4" o:spid="_x0000_s1026" style="position:absolute;margin-left:-53.25pt;margin-top:12.75pt;width:590.25pt;height:112.5pt;z-index:251659264;mso-position-vertical-relative:page" coordsize="74961,14287" o:gfxdata="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">
                 <v:shapetype id="_x0000_t75" coordsize="21600,21600" o:spt="75" o:preferrelative="t" path="m@4@5l@4@11@9@11@9@5xe" filled="f" stroked="f">
                   <v:stroke joinstyle="miter"/>
                   <v:formulas>
@@ -310,12 +308,10 @@
                           <w:t xml:space="preserve"> </w:t>
                         </w:r>
                         <w:proofErr w:type="spellStart"/>
-                        <w:proofErr w:type="gramStart"/>
                         <w:r>
                           <w:t>street,Norfolk</w:t>
                         </w:r>
                         <w:proofErr w:type="spellEnd"/>
-                        <w:proofErr w:type="gramEnd"/>
                         <w:r>
                           <w:t xml:space="preserve"> towers 1st </w:t>
                         </w:r>
@@ -420,7 +416,19 @@
         <w:t xml:space="preserve"> </w:t>
       </w:r>
       <w:r>
-        <w:t>City Hoppa Limited</w:t>
+        <w:t>3s</w:t>
+      </w:r>
+      <w:r>
+        <w:t xml:space="preserve"> S</w:t>
+      </w:r>
+      <w:r>
+        <w:t>ecurity</w:t>
+      </w:r>
+      <w:r>
+        <w:t xml:space="preserve"> </w:t>
+      </w:r>
+      <w:r>
+        <w:t>Limited</w:t>
       </w:r>
       <w:r>
         <w:br/>
@@ -457,12 +465,12 @@
         <w:t xml:space="preserve"> </w:t>
       </w:r>
       <w:r>
-        <w:t>Friday, June 13, 2025</w:t>
-      </w:r>
-    </w:p>
-    <w:p>
-      <w:r>
-        <w:pict>
+        <w:t>Tuesday, September 30, 2025</w:t>
+      </w:r>
+    </w:p>
+    <w:p>
+      <w:r>
+        <w:pict w14:anchorId="7435CBD1">
           <v:rect id="_x0000_i1025" style="width:0;height:1.5pt" o:hralign="center" o:hrstd="t" o:hr="t" fillcolor="#a0a0a0" stroked="f"/>
         </w:pict>
       </w:r>
@@ -515,7 +523,7 @@
     </w:p>
     <w:p>
       <w:r>
-        <w:pict>
+        <w:pict w14:anchorId="4ED90583">
           <v:rect id="_x0000_i1026" style="width:0;height:1.5pt" o:hralign="center" o:hrstd="t" o:hr="t" fillcolor="#a0a0a0" stroked="f"/>
         </w:pict>
       </w:r>
@@ -591,7 +599,7 @@
     </w:p>
     <w:p>
       <w:r>
-        <w:pict>
+        <w:pict w14:anchorId="76B564B4">
           <v:rect id="_x0000_i1027" style="width:0;height:1.5pt" o:hralign="center" o:hrstd="t" o:hr="t" fillcolor="#a0a0a0" stroked="f"/>
         </w:pict>
       </w:r>
@@ -736,7 +744,7 @@
     </w:p>
     <w:p>
       <w:r>
-        <w:pict>
+        <w:pict w14:anchorId="27E53FBC">
           <v:rect id="_x0000_i1028" style="width:0;height:1.5pt" o:hralign="center" o:hrstd="t" o:hr="t" fillcolor="#a0a0a0" stroked="f"/>
         </w:pict>
       </w:r>
@@ -956,7 +964,7 @@
     </w:tbl>
     <w:p>
       <w:r>
-        <w:pict>
+        <w:pict w14:anchorId="20CAC9F8">
           <v:rect id="_x0000_i1029" style="width:0;height:1.5pt" o:hralign="center" o:hrstd="t" o:hr="t" fillcolor="#a0a0a0" stroked="f"/>
         </w:pict>
       </w:r>
@@ -1077,7 +1085,7 @@
                 <w:b/>
                 <w:bCs/>
               </w:rPr>
-              <w:t>10</w:t>
+              <w:t>20</w:t>
             </w:r>
             <w:r>
               <w:rPr>
@@ -1154,7 +1162,13 @@
         </w:numPr>
       </w:pPr>
       <w:r>
-        <w:t>This includes updates, minor feature improvements, and support.</w:t>
+        <w:t>This includes</w:t>
+      </w:r>
+      <w:r>
+        <w:t xml:space="preserve"> system hosting,</w:t>
+      </w:r>
+      <w:r>
+        <w:t xml:space="preserve"> updates, minor feature improvements, and support.</w:t>
       </w:r>
     </w:p>
     <w:p>
@@ -1171,7 +1185,7 @@
     </w:p>
     <w:p>
       <w:r>
-        <w:pict>
+        <w:pict w14:anchorId="1EB2EB30">
           <v:rect id="_x0000_i1030" style="width:0;height:1.5pt" o:hralign="center" o:hrstd="t" o:hr="t" fillcolor="#a0a0a0" stroked="f"/>
         </w:pict>
       </w:r>
@@ -1195,16 +1209,18 @@
       <w:r>
         <w:t xml:space="preserve">If </w:t>
       </w:r>
-      <w:r>
-        <w:t>City Hoppa</w:t>
-      </w:r>
+      <w:proofErr w:type="spellStart"/>
+      <w:r>
+        <w:t>CityHoppa</w:t>
+      </w:r>
+      <w:proofErr w:type="spellEnd"/>
       <w:r>
         <w:t xml:space="preserve"> is open to exploring this opportunity, we would appreciate your expression of interest so we can align timelines and plan resources accordingly.</w:t>
       </w:r>
     </w:p>
     <w:p>
       <w:r>
-        <w:pict>
+        <w:pict w14:anchorId="50F55DD6">
           <v:rect id="_x0000_i1031" style="width:0;height:1.5pt" o:hralign="center" o:hrstd="t" o:hr="t" fillcolor="#a0a0a0" stroked="f"/>
         </w:pict>
       </w:r>
@@ -1296,7 +1312,7 @@
 </file>
 
 <file path=word/endnotes.xml><?xml version="1.0" encoding="utf-8"?>
-<w:endnotes xmlns:wpc="http://schemas.microsoft.com/office/word/2010/wordprocessingCanvas" xmlns:cx="http://schemas.microsoft.com/office/drawing/2014/chartex" xmlns:cx1="http://schemas.microsoft.com/office/drawing/2015/9/8/chartex" xmlns:cx2="http://schemas.microsoft.com/office/drawing/2015/10/21/chartex" xmlns:cx3="http://schemas.microsoft.com/office/drawing/2016/5/9/chartex" xmlns:cx4="http://schemas.microsoft.com/office/drawing/2016/5/10/chartex" xmlns:cx5="http://schemas.microsoft.com/office/drawing/2016/5/11/chartex" xmlns:cx6="http://schemas.microsoft.com/office/drawing/2016/5/12/chartex" xmlns:cx7="http://schemas.microsoft.com/office/drawing/2016/5/13/chartex" xmlns:cx8="http://schemas.microsoft.com/office/drawing/2016/5/14/chartex" xmlns:mc="http://schemas.openxmlformats.org/markup-compatibility/2006" xmlns:aink="http://schemas.microsoft.com/office/drawing/2016/ink" xmlns:am3d="http://schemas.microsoft.com/office/drawing/2017/model3d" xmlns:o="urn:schemas-microsoft-com:office:office" xmlns:oel="http://schemas.microsoft.com/office/2019/extlst" xmlns:r="http://schemas.openxmlformats.org/officeDocument/2006/relationships" xmlns:m="http://schemas.openxmlformats.org/officeDocument/2006/math" xmlns:v="urn:schemas-microsoft-com:vml" xmlns:wp14="http://schemas.microsoft.com/office/word/2010/wordprocessingDrawing" xmlns:wp="http://schemas.openxmlformats.org/drawingml/2006/wordprocessingDrawing" xmlns:w10="urn:schemas-microsoft-com:office:word" xmlns:w="http://schemas.openxmlformats.org/wordprocessingml/2006/main" xmlns:w14="http://schemas.microsoft.com/office/word/2010/wordml" xmlns:w15="http://schemas.microsoft.com/office/word/2012/wordml" xmlns:w16cex="http://schemas.microsoft.com/office/word/2018/wordml/cex" xmlns:w16cid="http://schemas.microsoft.com/office/word/2016/wordml/cid" xmlns:w16="http://schemas.microsoft.com/office/word/2018/wordml" xmlns:w16du="http://schemas.microsoft.com/office/word/2023/wordml/word16du" xmlns:w16sdtdh="http://schemas.microsoft.com/office/word/2020/wordml/sdtdatahash" xmlns:w16sdtfl="http://schemas.microsoft.com/office/word/2024/wordml/sdtformatlock" xmlns:w16se="http://schemas.microsoft.com/office/word/2015/wordml/symex" xmlns:wpg="http://schemas.microsoft.com/office/word/2010/wordprocessingGroup" xmlns:wpi="http://schemas.microsoft.com/office/word/2010/wordprocessingInk" xmlns:wne="http://schemas.microsoft.com/office/word/2006/wordml" xmlns:wps="http://schemas.microsoft.com/office/word/2010/wordprocessingShape" mc:Ignorable="w14 w15 w16se w16cid w16 w16cex w16sdtdh w16sdtfl w16du wp14">
+<w:endnotes xmlns:wpc="http://schemas.microsoft.com/office/word/2010/wordprocessingCanvas" xmlns:cx="http://schemas.microsoft.com/office/drawing/2014/chartex" xmlns:cx1="http://schemas.microsoft.com/office/drawing/2015/9/8/chartex" xmlns:cx2="http://schemas.microsoft.com/office/drawing/2015/10/21/chartex" xmlns:cx3="http://schemas.microsoft.com/office/drawing/2016/5/9/chartex" xmlns:cx4="http://schemas.microsoft.com/office/drawing/2016/5/10/chartex" xmlns:cx5="http://schemas.microsoft.com/office/drawing/2016/5/11/chartex" xmlns:cx6="http://schemas.microsoft.com/office/drawing/2016/5/12/chartex" xmlns:cx7="http://schemas.microsoft.com/office/drawing/2016/5/13/chartex" xmlns:cx8="http://schemas.microsoft.com/office/drawing/2016/5/14/chartex" xmlns:mc="http://schemas.openxmlformats.org/markup-compatibility/2006" xmlns:aink="http://schemas.microsoft.com/office/drawing/2016/ink" xmlns:am3d="http://schemas.microsoft.com/office/drawing/2017/model3d" xmlns:o="urn:schemas-microsoft-com:office:office" xmlns:oel="http://schemas.microsoft.com/office/2019/extlst" xmlns:r="http://schemas.openxmlformats.org/officeDocument/2006/relationships" xmlns:m="http://schemas.openxmlformats.org/officeDocument/2006/math" xmlns:v="urn:schemas-microsoft-com:vml" xmlns:wp14="http://schemas.microsoft.com/office/word/2010/wordprocessingDrawing" xmlns:wp="http://schemas.openxmlformats.org/drawingml/2006/wordprocessingDrawing" xmlns:w10="urn:schemas-microsoft-com:office:word" xmlns:w="http://schemas.openxmlformats.org/wordprocessingml/2006/main" xmlns:w14="http://schemas.microsoft.com/office/word/2010/wordml" xmlns:w15="http://schemas.microsoft.com/office/word/2012/wordml" xmlns:w16cex="http://schemas.microsoft.com/office/word/2018/wordml/cex" xmlns:w16cid="http://schemas.microsoft.com/office/word/2016/wordml/cid" xmlns:w16="http://schemas.microsoft.com/office/word/2018/wordml" xmlns:w16sdtdh="http://schemas.microsoft.com/office/word/2020/wordml/sdtdatahash" xmlns:w16se="http://schemas.microsoft.com/office/word/2015/wordml/symex" xmlns:wpg="http://schemas.microsoft.com/office/word/2010/wordprocessingGroup" xmlns:wpi="http://schemas.microsoft.com/office/word/2010/wordprocessingInk" xmlns:wne="http://schemas.microsoft.com/office/word/2006/wordml" xmlns:wps="http://schemas.microsoft.com/office/word/2010/wordprocessingShape" mc:Ignorable="w14 w15 w16se w16cid w16 w16cex w16sdtdh wp14">
   <w:endnote w:type="separator" w:id="-1">
     <w:p>
       <w:pPr>
@@ -1321,7 +1337,7 @@
 </file>
 
 <file path=word/footnotes.xml><?xml version="1.0" encoding="utf-8"?>
-<w:footnotes xmlns:wpc="http://schemas.microsoft.com/office/word/2010/wordprocessingCanvas" xmlns:cx="http://schemas.microsoft.com/office/drawing/2014/chartex" xmlns:cx1="http://schemas.microsoft.com/office/drawing/2015/9/8/chartex" xmlns:cx2="http://schemas.microsoft.com/office/drawing/2015/10/21/chartex" xmlns:cx3="http://schemas.microsoft.com/office/drawing/2016/5/9/chartex" xmlns:cx4="http://schemas.microsoft.com/office/drawing/2016/5/10/chartex" xmlns:cx5="http://schemas.microsoft.com/office/drawing/2016/5/11/chartex" xmlns:cx6="http://schemas.microsoft.com/office/drawing/2016/5/12/chartex" xmlns:cx7="http://schemas.microsoft.com/office/drawing/2016/5/13/chartex" xmlns:cx8="http://schemas.microsoft.com/office/drawing/2016/5/14/chartex" xmlns:mc="http://schemas.openxmlformats.org/markup-compatibility/2006" xmlns:aink="http://schemas.microsoft.com/office/drawing/2016/ink" xmlns:am3d="http://schemas.microsoft.com/office/drawing/2017/model3d" xmlns:o="urn:schemas-microsoft-com:office:office" xmlns:oel="http://schemas.microsoft.com/office/2019/extlst" xmlns:r="http://schemas.openxmlformats.org/officeDocument/2006/relationships" xmlns:m="http://schemas.openxmlformats.org/officeDocument/2006/math" xmlns:v="urn:schemas-microsoft-com:vml" xmlns:wp14="http://schemas.microsoft.com/office/word/2010/wordprocessingDrawing" xmlns:wp="http://schemas.openxmlformats.org/drawingml/2006/wordprocessingDrawing" xmlns:w10="urn:schemas-microsoft-com:office:word" xmlns:w="http://schemas.openxmlformats.org/wordprocessingml/2006/main" xmlns:w14="http://schemas.microsoft.com/office/word/2010/wordml" xmlns:w15="http://schemas.microsoft.com/office/word/2012/wordml" xmlns:w16cex="http://schemas.microsoft.com/office/word/2018/wordml/cex" xmlns:w16cid="http://schemas.microsoft.com/office/word/2016/wordml/cid" xmlns:w16="http://schemas.microsoft.com/office/word/2018/wordml" xmlns:w16du="http://schemas.microsoft.com/office/word/2023/wordml/word16du" xmlns:w16sdtdh="http://schemas.microsoft.com/office/word/2020/wordml/sdtdatahash" xmlns:w16sdtfl="http://schemas.microsoft.com/office/word/2024/wordml/sdtformatlock" xmlns:w16se="http://schemas.microsoft.com/office/word/2015/wordml/symex" xmlns:wpg="http://schemas.microsoft.com/office/word/2010/wordprocessingGroup" xmlns:wpi="http://schemas.microsoft.com/office/word/2010/wordprocessingInk" xmlns:wne="http://schemas.microsoft.com/office/word/2006/wordml" xmlns:wps="http://schemas.microsoft.com/office/word/2010/wordprocessingShape" mc:Ignorable="w14 w15 w16se w16cid w16 w16cex w16sdtdh w16sdtfl w16du wp14">
+<w:footnotes xmlns:wpc="http://schemas.microsoft.com/office/word/2010/wordprocessingCanvas" xmlns:cx="http://schemas.microsoft.com/office/drawing/2014/chartex" xmlns:cx1="http://schemas.microsoft.com/office/drawing/2015/9/8/chartex" xmlns:cx2="http://schemas.microsoft.com/office/drawing/2015/10/21/chartex" xmlns:cx3="http://schemas.microsoft.com/office/drawing/2016/5/9/chartex" xmlns:cx4="http://schemas.microsoft.com/office/drawing/2016/5/10/chartex" xmlns:cx5="http://schemas.microsoft.com/office/drawing/2016/5/11/chartex" xmlns:cx6="http://schemas.microsoft.com/office/drawing/2016/5/12/chartex" xmlns:cx7="http://schemas.microsoft.com/office/drawing/2016/5/13/chartex" xmlns:cx8="http://schemas.microsoft.com/office/drawing/2016/5/14/chartex" xmlns:mc="http://schemas.openxmlformats.org/markup-compatibility/2006" xmlns:aink="http://schemas.microsoft.com/office/drawing/2016/ink" xmlns:am3d="http://schemas.microsoft.com/office/drawing/2017/model3d" xmlns:o="urn:schemas-microsoft-com:office:office" xmlns:oel="http://schemas.microsoft.com/office/2019/extlst" xmlns:r="http://schemas.openxmlformats.org/officeDocument/2006/relationships" xmlns:m="http://schemas.openxmlformats.org/officeDocument/2006/math" xmlns:v="urn:schemas-microsoft-com:vml" xmlns:wp14="http://schemas.microsoft.com/office/word/2010/wordprocessingDrawing" xmlns:wp="http://schemas.openxmlformats.org/drawingml/2006/wordprocessingDrawing" xmlns:w10="urn:schemas-microsoft-com:office:word" xmlns:w="http://schemas.openxmlformats.org/wordprocessingml/2006/main" xmlns:w14="http://schemas.microsoft.com/office/word/2010/wordml" xmlns:w15="http://schemas.microsoft.com/office/word/2012/wordml" xmlns:w16cex="http://schemas.microsoft.com/office/word/2018/wordml/cex" xmlns:w16cid="http://schemas.microsoft.com/office/word/2016/wordml/cid" xmlns:w16="http://schemas.microsoft.com/office/word/2018/wordml" xmlns:w16sdtdh="http://schemas.microsoft.com/office/word/2020/wordml/sdtdatahash" xmlns:w16se="http://schemas.microsoft.com/office/word/2015/wordml/symex" xmlns:wpg="http://schemas.microsoft.com/office/word/2010/wordprocessingGroup" xmlns:wpi="http://schemas.microsoft.com/office/word/2010/wordprocessingInk" xmlns:wne="http://schemas.microsoft.com/office/word/2006/wordml" xmlns:wps="http://schemas.microsoft.com/office/word/2010/wordprocessingShape" mc:Ignorable="w14 w15 w16se w16cid w16 w16cex w16sdtdh wp14">
   <w:footnote w:type="separator" w:id="-1">
     <w:p>
       <w:pPr>
@@ -1346,7 +1362,7 @@
 </file>
 
 <file path=word/numbering.xml><?xml version="1.0" encoding="utf-8"?>
-<w:numbering xmlns:wpc="http://schemas.microsoft.com/office/word/2010/wordprocessingCanvas" xmlns:cx="http://schemas.microsoft.com/office/drawing/2014/chartex" xmlns:cx1="http://schemas.microsoft.com/office/drawing/2015/9/8/chartex" xmlns:cx2="http://schemas.microsoft.com/office/drawing/2015/10/21/chartex" xmlns:cx3="http://schemas.microsoft.com/office/drawing/2016/5/9/chartex" xmlns:cx4="http://schemas.microsoft.com/office/drawing/2016/5/10/chartex" xmlns:cx5="http://schemas.microsoft.com/office/drawing/2016/5/11/chartex" xmlns:cx6="http://schemas.microsoft.com/office/drawing/2016/5/12/chartex" xmlns:cx7="http://schemas.microsoft.com/office/drawing/2016/5/13/chartex" xmlns:cx8="http://schemas.microsoft.com/office/drawing/2016/5/14/chartex" xmlns:mc="http://schemas.openxmlformats.org/markup-compatibility/2006" xmlns:aink="http://schemas.microsoft.com/office/drawing/2016/ink" xmlns:am3d="http://schemas.microsoft.com/office/drawing/2017/model3d" xmlns:o="urn:schemas-microsoft-com:office:office" xmlns:oel="http://schemas.microsoft.com/office/2019/extlst" xmlns:r="http://schemas.openxmlformats.org/officeDocument/2006/relationships" xmlns:m="http://schemas.openxmlformats.org/officeDocument/2006/math" xmlns:v="urn:schemas-microsoft-com:vml" xmlns:wp14="http://schemas.microsoft.com/office/word/2010/wordprocessingDrawing" xmlns:wp="http://schemas.openxmlformats.org/drawingml/2006/wordprocessingDrawing" xmlns:w10="urn:schemas-microsoft-com:office:word" xmlns:w="http://schemas.openxmlformats.org/wordprocessingml/2006/main" xmlns:w14="http://schemas.microsoft.com/office/word/2010/wordml" xmlns:w15="http://schemas.microsoft.com/office/word/2012/wordml" xmlns:w16cex="http://schemas.microsoft.com/office/word/2018/wordml/cex" xmlns:w16cid="http://schemas.microsoft.com/office/word/2016/wordml/cid" xmlns:w16="http://schemas.microsoft.com/office/word/2018/wordml" xmlns:w16du="http://schemas.microsoft.com/office/word/2023/wordml/word16du" xmlns:w16sdtdh="http://schemas.microsoft.com/office/word/2020/wordml/sdtdatahash" xmlns:w16sdtfl="http://schemas.microsoft.com/office/word/2024/wordml/sdtformatlock" xmlns:w16se="http://schemas.microsoft.com/office/word/2015/wordml/symex" xmlns:wpg="http://schemas.microsoft.com/office/word/2010/wordprocessingGroup" xmlns:wpi="http://schemas.microsoft.com/office/word/2010/wordprocessingInk" xmlns:wne="http://schemas.microsoft.com/office/word/2006/wordml" xmlns:wps="http://schemas.microsoft.com/office/word/2010/wordprocessingShape" mc:Ignorable="w14 w15 w16se w16cid w16 w16cex w16sdtdh w16sdtfl w16du wp14">
+<w:numbering xmlns:wpc="http://schemas.microsoft.com/office/word/2010/wordprocessingCanvas" xmlns:cx="http://schemas.microsoft.com/office/drawing/2014/chartex" xmlns:cx1="http://schemas.microsoft.com/office/drawing/2015/9/8/chartex" xmlns:cx2="http://schemas.microsoft.com/office/drawing/2015/10/21/chartex" xmlns:cx3="http://schemas.microsoft.com/office/drawing/2016/5/9/chartex" xmlns:cx4="http://schemas.microsoft.com/office/drawing/2016/5/10/chartex" xmlns:cx5="http://schemas.microsoft.com/office/drawing/2016/5/11/chartex" xmlns:cx6="http://schemas.microsoft.com/office/drawing/2016/5/12/chartex" xmlns:cx7="http://schemas.microsoft.com/office/drawing/2016/5/13/chartex" xmlns:cx8="http://schemas.microsoft.com/office/drawing/2016/5/14/chartex" xmlns:mc="http://schemas.openxmlformats.org/markup-compatibility/2006" xmlns:aink="http://schemas.microsoft.com/office/drawing/2016/ink" xmlns:am3d="http://schemas.microsoft.com/office/drawing/2017/model3d" xmlns:o="urn:schemas-microsoft-com:office:office" xmlns:oel="http://schemas.microsoft.com/office/2019/extlst" xmlns:r="http://schemas.openxmlformats.org/officeDocument/2006/relationships" xmlns:m="http://schemas.openxmlformats.org/officeDocument/2006/math" xmlns:v="urn:schemas-microsoft-com:vml" xmlns:wp14="http://schemas.microsoft.com/office/word/2010/wordprocessingDrawing" xmlns:wp="http://schemas.openxmlformats.org/drawingml/2006/wordprocessingDrawing" xmlns:w10="urn:schemas-microsoft-com:office:word" xmlns:w="http://schemas.openxmlformats.org/wordprocessingml/2006/main" xmlns:w14="http://schemas.microsoft.com/office/word/2010/wordml" xmlns:w15="http://schemas.microsoft.com/office/word/2012/wordml" xmlns:w16cex="http://schemas.microsoft.com/office/word/2018/wordml/cex" xmlns:w16cid="http://schemas.microsoft.com/office/word/2016/wordml/cid" xmlns:w16="http://schemas.microsoft.com/office/word/2018/wordml" xmlns:w16sdtdh="http://schemas.microsoft.com/office/word/2020/wordml/sdtdatahash" xmlns:w16se="http://schemas.microsoft.com/office/word/2015/wordml/symex" xmlns:wpg="http://schemas.microsoft.com/office/word/2010/wordprocessingGroup" xmlns:wpi="http://schemas.microsoft.com/office/word/2010/wordprocessingInk" xmlns:wne="http://schemas.microsoft.com/office/word/2006/wordml" xmlns:wps="http://schemas.microsoft.com/office/word/2010/wordprocessingShape" mc:Ignorable="w14 w15 w16se w16cid w16 w16cex w16sdtdh wp14">
   <w:abstractNum w:abstractNumId="0" w15:restartNumberingAfterBreak="0">
     <w:nsid w:val="33A04D52"/>
     <w:multiLevelType w:val="multilevel"/>
@@ -1807,7 +1823,7 @@
 </file>
 
 <file path=word/styles.xml><?xml version="1.0" encoding="utf-8"?>
-<w:styles xmlns:mc="http://schemas.openxmlformats.org/markup-compatibility/2006" xmlns:r="http://schemas.openxmlformats.org/officeDocument/2006/relationships" xmlns:w="http://schemas.openxmlformats.org/wordprocessingml/2006/main" xmlns:w14="http://schemas.microsoft.com/office/word/2010/wordml" xmlns:w15="http://schemas.microsoft.com/office/word/2012/wordml" xmlns:w16cex="http://schemas.microsoft.com/office/word/2018/wordml/cex" xmlns:w16cid="http://schemas.microsoft.com/office/word/2016/wordml/cid" xmlns:w16="http://schemas.microsoft.com/office/word/2018/wordml" xmlns:w16du="http://schemas.microsoft.com/office/word/2023/wordml/word16du" xmlns:w16sdtdh="http://schemas.microsoft.com/office/word/2020/wordml/sdtdatahash" xmlns:w16sdtfl="http://schemas.microsoft.com/office/word/2024/wordml/sdtformatlock" xmlns:w16se="http://schemas.microsoft.com/office/word/2015/wordml/symex" mc:Ignorable="w14 w15 w16se w16cid w16 w16cex w16sdtdh w16sdtfl w16du">
+<w:styles xmlns:mc="http://schemas.openxmlformats.org/markup-compatibility/2006" xmlns:r="http://schemas.openxmlformats.org/officeDocument/2006/relationships" xmlns:w="http://schemas.openxmlformats.org/wordprocessingml/2006/main" xmlns:w14="http://schemas.microsoft.com/office/word/2010/wordml" xmlns:w15="http://schemas.microsoft.com/office/word/2012/wordml" xmlns:w16cex="http://schemas.microsoft.com/office/word/2018/wordml/cex" xmlns:w16cid="http://schemas.microsoft.com/office/word/2016/wordml/cid" xmlns:w16="http://schemas.microsoft.com/office/word/2018/wordml" xmlns:w16sdtdh="http://schemas.microsoft.com/office/word/2020/wordml/sdtdatahash" xmlns:w16se="http://schemas.microsoft.com/office/word/2015/wordml/symex" mc:Ignorable="w14 w15 w16se w16cid w16 w16cex w16sdtdh">
   <w:docDefaults>
     <w:rPrDefault>
       <w:rPr>
